--- a/CV/CV_Alejandro_Munoz_Creativo_Junio_2025_Final.docx
+++ b/CV/CV_Alejandro_Munoz_Creativo_Junio_2025_Final.docx
@@ -107,10 +107,7 @@
         <w:pStyle w:val="Ttulo3"/>
       </w:pPr>
       <w:r>
-        <w:t>Desarrollador y docente en nuevas tecnologías e inteligencia artificial</w:t>
-      </w:r>
-      <w:r>
-        <w:t xml:space="preserve">– </w:t>
+        <w:t xml:space="preserve">Desarrollador y docente en nuevas tecnologías e inteligencia artificial– </w:t>
       </w:r>
       <w:proofErr w:type="spellStart"/>
       <w:r>
@@ -156,16 +153,7 @@
           <w:bCs w:val="0"/>
           <w:color w:val="auto"/>
         </w:rPr>
-        <w:t>1</w:t>
-      </w:r>
-      <w:r>
-        <w:rPr>
-          <w:rFonts w:ascii="Calibri" w:eastAsiaTheme="minorEastAsia" w:hAnsi="Calibri" w:cstheme="minorBidi"/>
-          <w:b w:val="0"/>
-          <w:bCs w:val="0"/>
-          <w:color w:val="auto"/>
-        </w:rPr>
-        <w:t xml:space="preserve"> – Actua</w:t>
+        <w:t>1 – Actua</w:t>
       </w:r>
       <w:r>
         <w:rPr>
@@ -175,6 +163,74 @@
           <w:color w:val="auto"/>
         </w:rPr>
         <w:t>lidad</w:t>
+      </w:r>
+    </w:p>
+    <w:p>
+      <w:r>
+        <w:t>Diseño, desarrollo e impartición de formación orientada a la innovación tecnológica y el aprendizaje por proyectos.</w:t>
+      </w:r>
+    </w:p>
+    <w:p>
+      <w:r>
+        <w:t xml:space="preserve">Desarrollo web </w:t>
+      </w:r>
+      <w:proofErr w:type="spellStart"/>
+      <w:r>
+        <w:t>fullstack</w:t>
+      </w:r>
+      <w:proofErr w:type="spellEnd"/>
+      <w:r>
+        <w:t xml:space="preserve"> e Inteligencia Artificial aplicada en entornos reales, con foco en la integración de Modelos de Lenguaje (</w:t>
+      </w:r>
+      <w:proofErr w:type="spellStart"/>
+      <w:r>
+        <w:t>LLMs</w:t>
+      </w:r>
+      <w:proofErr w:type="spellEnd"/>
+      <w:r>
+        <w:t>) y el diseño de arquitecturas basadas en agentes inteligentes (</w:t>
+      </w:r>
+      <w:proofErr w:type="spellStart"/>
+      <w:r>
+        <w:t>Agentic</w:t>
+      </w:r>
+      <w:proofErr w:type="spellEnd"/>
+      <w:r>
+        <w:t xml:space="preserve"> </w:t>
+      </w:r>
+      <w:proofErr w:type="spellStart"/>
+      <w:r>
+        <w:t>Workflows</w:t>
+      </w:r>
+      <w:proofErr w:type="spellEnd"/>
+      <w:r>
+        <w:t>).</w:t>
+      </w:r>
+    </w:p>
+    <w:p>
+      <w:r>
+        <w:t>Creación de flujos de trabajo y automatización avanzada de procesos complejos mediante n8n y desarrollo de prototipos de IA generativa.</w:t>
+      </w:r>
+    </w:p>
+    <w:p>
+      <w:r>
+        <w:t xml:space="preserve">Aplicación práctica de programación estructurada y orientada a objetos (Python, Java, JavaScript, C++) enfocada en la integración de </w:t>
+      </w:r>
+      <w:proofErr w:type="spellStart"/>
+      <w:r>
+        <w:t>APIs</w:t>
+      </w:r>
+      <w:proofErr w:type="spellEnd"/>
+      <w:r>
+        <w:t>, bases de datos y buenas prácticas de desarrollo (</w:t>
+      </w:r>
+      <w:proofErr w:type="spellStart"/>
+      <w:r>
+        <w:t>Clean</w:t>
+      </w:r>
+      <w:proofErr w:type="spellEnd"/>
+      <w:r>
+        <w:t xml:space="preserve"> Code).</w:t>
       </w:r>
     </w:p>
     <w:p>
@@ -188,236 +244,63 @@
         </w:rPr>
       </w:pPr>
       <w:r>
+        <w:t xml:space="preserve">Docente </w:t>
+      </w:r>
+      <w:r>
+        <w:t>de Academ</w:t>
+      </w:r>
+      <w:r>
+        <w:t>i</w:t>
+      </w:r>
+      <w:r>
+        <w:t>as en</w:t>
+      </w:r>
+      <w:r>
+        <w:t xml:space="preserve"> Nuevas Tecnologías – Academia</w:t>
+      </w:r>
+      <w:r>
+        <w:t>s</w:t>
+      </w:r>
+      <w:r>
+        <w:t xml:space="preserve"> </w:t>
+      </w:r>
+      <w:proofErr w:type="spellStart"/>
+      <w:r>
+        <w:t>Yoitec</w:t>
+      </w:r>
+      <w:proofErr w:type="spellEnd"/>
+      <w:r>
+        <w:t xml:space="preserve"> </w:t>
+      </w:r>
+      <w:r>
+        <w:t>y</w:t>
+      </w:r>
+      <w:r>
+        <w:t xml:space="preserve"> </w:t>
+      </w:r>
+      <w:proofErr w:type="spellStart"/>
+      <w:r>
+        <w:t>Stemxion</w:t>
+      </w:r>
+      <w:proofErr w:type="spellEnd"/>
+      <w:r>
+        <w:t xml:space="preserve"> (</w:t>
+      </w:r>
+      <w:proofErr w:type="gramStart"/>
+      <w:r>
+        <w:t>Málaga)</w:t>
+      </w:r>
+      <w:r>
+        <w:t xml:space="preserve">   </w:t>
+      </w:r>
+      <w:proofErr w:type="gramEnd"/>
+      <w:r>
         <w:rPr>
           <w:rFonts w:ascii="Calibri" w:eastAsiaTheme="minorEastAsia" w:hAnsi="Calibri" w:cstheme="minorBidi"/>
           <w:b w:val="0"/>
           <w:bCs w:val="0"/>
           <w:color w:val="auto"/>
         </w:rPr>
-        <w:t>Docencia orientada a la innovación tecnológica y el aprendizaje por proyectos</w:t>
-      </w:r>
-      <w:r>
-        <w:rPr>
-          <w:rFonts w:ascii="Calibri" w:eastAsiaTheme="minorEastAsia" w:hAnsi="Calibri" w:cstheme="minorBidi"/>
-          <w:b w:val="0"/>
-          <w:bCs w:val="0"/>
-          <w:color w:val="auto"/>
-        </w:rPr>
-        <w:t>.</w:t>
-      </w:r>
-      <w:r>
-        <w:rPr>
-          <w:rFonts w:ascii="Calibri" w:eastAsiaTheme="minorEastAsia" w:hAnsi="Calibri" w:cstheme="minorBidi"/>
-          <w:b w:val="0"/>
-          <w:bCs w:val="0"/>
-          <w:color w:val="auto"/>
-        </w:rPr>
-        <w:t xml:space="preserve"> </w:t>
-      </w:r>
-      <w:r>
-        <w:rPr>
-          <w:rFonts w:ascii="Calibri" w:eastAsiaTheme="minorEastAsia" w:hAnsi="Calibri" w:cstheme="minorBidi"/>
-          <w:b w:val="0"/>
-          <w:bCs w:val="0"/>
-          <w:color w:val="auto"/>
-        </w:rPr>
-        <w:t>D</w:t>
-      </w:r>
-      <w:r>
-        <w:rPr>
-          <w:rFonts w:ascii="Calibri" w:eastAsiaTheme="minorEastAsia" w:hAnsi="Calibri" w:cstheme="minorBidi"/>
-          <w:b w:val="0"/>
-          <w:bCs w:val="0"/>
-          <w:color w:val="auto"/>
-        </w:rPr>
-        <w:t xml:space="preserve">esarrollo web </w:t>
-      </w:r>
-      <w:proofErr w:type="spellStart"/>
-      <w:r>
-        <w:rPr>
-          <w:rFonts w:ascii="Calibri" w:eastAsiaTheme="minorEastAsia" w:hAnsi="Calibri" w:cstheme="minorBidi"/>
-          <w:b w:val="0"/>
-          <w:bCs w:val="0"/>
-          <w:color w:val="auto"/>
-        </w:rPr>
-        <w:t>fullstack</w:t>
-      </w:r>
-      <w:proofErr w:type="spellEnd"/>
-      <w:r>
-        <w:rPr>
-          <w:rFonts w:ascii="Calibri" w:eastAsiaTheme="minorEastAsia" w:hAnsi="Calibri" w:cstheme="minorBidi"/>
-          <w:b w:val="0"/>
-          <w:bCs w:val="0"/>
-          <w:color w:val="auto"/>
-        </w:rPr>
-        <w:t xml:space="preserve"> e inteligencia artificial aplicada, con foco en modelos de lenguaje (</w:t>
-      </w:r>
-      <w:proofErr w:type="spellStart"/>
-      <w:r>
-        <w:rPr>
-          <w:rFonts w:ascii="Calibri" w:eastAsiaTheme="minorEastAsia" w:hAnsi="Calibri" w:cstheme="minorBidi"/>
-          <w:b w:val="0"/>
-          <w:bCs w:val="0"/>
-          <w:color w:val="auto"/>
-        </w:rPr>
-        <w:t>LLMs</w:t>
-      </w:r>
-      <w:proofErr w:type="spellEnd"/>
-      <w:r>
-        <w:rPr>
-          <w:rFonts w:ascii="Calibri" w:eastAsiaTheme="minorEastAsia" w:hAnsi="Calibri" w:cstheme="minorBidi"/>
-          <w:b w:val="0"/>
-          <w:bCs w:val="0"/>
-          <w:color w:val="auto"/>
-        </w:rPr>
-        <w:t xml:space="preserve">), agentes inteligentes y automatización avanzada. Uso práctico de Python, C++, Java, JavaScript, integración de </w:t>
-      </w:r>
-      <w:proofErr w:type="spellStart"/>
-      <w:r>
-        <w:rPr>
-          <w:rFonts w:ascii="Calibri" w:eastAsiaTheme="minorEastAsia" w:hAnsi="Calibri" w:cstheme="minorBidi"/>
-          <w:b w:val="0"/>
-          <w:bCs w:val="0"/>
-          <w:color w:val="auto"/>
-        </w:rPr>
-        <w:t>APIs</w:t>
-      </w:r>
-      <w:proofErr w:type="spellEnd"/>
-      <w:r>
-        <w:rPr>
-          <w:rFonts w:ascii="Calibri" w:eastAsiaTheme="minorEastAsia" w:hAnsi="Calibri" w:cstheme="minorBidi"/>
-          <w:b w:val="0"/>
-          <w:bCs w:val="0"/>
-          <w:color w:val="auto"/>
-        </w:rPr>
-        <w:t>, desarrollo de prototipos de IA generativa y automatización de procesos con herramientas como N8n</w:t>
-      </w:r>
-    </w:p>
-    <w:p>
-      <w:pPr>
-        <w:pStyle w:val="Ttulo3"/>
-      </w:pPr>
-      <w:r>
-        <w:t xml:space="preserve">Docente de Gamificación Tecnológica </w:t>
-      </w:r>
-      <w:r>
-        <w:t xml:space="preserve">y </w:t>
-      </w:r>
-      <w:proofErr w:type="spellStart"/>
-      <w:r>
-        <w:t>Game</w:t>
-      </w:r>
-      <w:proofErr w:type="spellEnd"/>
-      <w:r>
-        <w:t xml:space="preserve"> Dev</w:t>
-      </w:r>
-      <w:r>
-        <w:t xml:space="preserve">– </w:t>
-      </w:r>
-      <w:proofErr w:type="spellStart"/>
-      <w:r>
-        <w:t>Urbania</w:t>
-      </w:r>
-      <w:proofErr w:type="spellEnd"/>
-      <w:r>
-        <w:t xml:space="preserve"> (Málaga)</w:t>
-      </w:r>
-    </w:p>
-    <w:p>
-      <w:r>
-        <w:t>201</w:t>
-      </w:r>
-      <w:r>
-        <w:t>8</w:t>
-      </w:r>
-      <w:r>
-        <w:t xml:space="preserve"> – </w:t>
-      </w:r>
-      <w:r>
-        <w:t>202</w:t>
-      </w:r>
-      <w:r>
-        <w:t>1</w:t>
-      </w:r>
-    </w:p>
-    <w:p>
-      <w:r>
-        <w:t xml:space="preserve">Clases de </w:t>
-      </w:r>
-      <w:r>
-        <w:t xml:space="preserve">introducción a la </w:t>
-      </w:r>
-      <w:r>
-        <w:t>programación y desarrollo de videojuegos para niños, combinando temarios estructurados con proyectos propios. Uso de Godot, Unity,</w:t>
-      </w:r>
-      <w:r>
-        <w:t xml:space="preserve"> </w:t>
-      </w:r>
-      <w:proofErr w:type="spellStart"/>
-      <w:r>
-        <w:t>Unreal</w:t>
-      </w:r>
-      <w:proofErr w:type="spellEnd"/>
-      <w:r>
-        <w:t>,</w:t>
-      </w:r>
-      <w:r>
-        <w:t xml:space="preserve"> C#, y Python para crear minijuegos, mecánicas y prototipos interactivos</w:t>
-      </w:r>
-      <w:r>
-        <w:t xml:space="preserve"> y otras tecnologías innovadoras.</w:t>
-      </w:r>
-    </w:p>
-    <w:p>
-      <w:pPr>
-        <w:pStyle w:val="Ttulo3"/>
-      </w:pPr>
-      <w:r>
-        <w:t xml:space="preserve">Docente </w:t>
-      </w:r>
-      <w:r>
-        <w:t>de Academ</w:t>
-      </w:r>
-      <w:r>
-        <w:t>i</w:t>
-      </w:r>
-      <w:r>
-        <w:t>as en</w:t>
-      </w:r>
-      <w:r>
-        <w:t xml:space="preserve"> Nuevas Tecnologías – Academia</w:t>
-      </w:r>
-      <w:r>
-        <w:t>s</w:t>
-      </w:r>
-      <w:r>
-        <w:t xml:space="preserve"> </w:t>
-      </w:r>
-      <w:proofErr w:type="spellStart"/>
-      <w:r>
-        <w:t>Yoitec</w:t>
-      </w:r>
-      <w:proofErr w:type="spellEnd"/>
-      <w:r>
-        <w:t xml:space="preserve"> </w:t>
-      </w:r>
-      <w:r>
-        <w:t>y</w:t>
-      </w:r>
-      <w:r>
-        <w:t xml:space="preserve"> </w:t>
-      </w:r>
-      <w:proofErr w:type="spellStart"/>
-      <w:r>
-        <w:t>Stemxion</w:t>
-      </w:r>
-      <w:proofErr w:type="spellEnd"/>
-      <w:r>
-        <w:t xml:space="preserve"> (Málaga)</w:t>
-      </w:r>
-    </w:p>
-    <w:p>
-      <w:r>
         <w:t>2015 – 2019</w:t>
       </w:r>
     </w:p>
@@ -464,6 +347,12 @@
     <w:p>
       <w:pPr>
         <w:pStyle w:val="Ttulo3"/>
+        <w:rPr>
+          <w:rFonts w:ascii="Calibri" w:eastAsiaTheme="minorEastAsia" w:hAnsi="Calibri" w:cstheme="minorBidi"/>
+          <w:b w:val="0"/>
+          <w:bCs w:val="0"/>
+          <w:color w:val="auto"/>
+        </w:rPr>
       </w:pPr>
       <w:r>
         <w:t xml:space="preserve">Auditor de Calidad Hotelera – </w:t>
@@ -474,11 +363,23 @@
       </w:r>
       <w:proofErr w:type="spellEnd"/>
       <w:r>
-        <w:t xml:space="preserve"> (Costa del Sol)</w:t>
-      </w:r>
-    </w:p>
-    <w:p>
-      <w:r>
+        <w:t xml:space="preserve"> (Costa del </w:t>
+      </w:r>
+      <w:proofErr w:type="gramStart"/>
+      <w:r>
+        <w:t>Sol)</w:t>
+      </w:r>
+      <w:r>
+        <w:t xml:space="preserve">   </w:t>
+      </w:r>
+      <w:proofErr w:type="gramEnd"/>
+      <w:r>
+        <w:rPr>
+          <w:rFonts w:ascii="Calibri" w:eastAsiaTheme="minorEastAsia" w:hAnsi="Calibri" w:cstheme="minorBidi"/>
+          <w:b w:val="0"/>
+          <w:bCs w:val="0"/>
+          <w:color w:val="auto"/>
+        </w:rPr>
         <w:t>2013 – 2017</w:t>
       </w:r>
     </w:p>
@@ -499,19 +400,60 @@
           <w:bCs w:val="0"/>
           <w:color w:val="auto"/>
         </w:rPr>
-        <w:t xml:space="preserve">Auditorías de calidad para cadenas hoteleras como Iberostar, </w:t>
-      </w:r>
-      <w:proofErr w:type="spellStart"/>
-      <w:r>
+        <w:t>Auditorías de calidad para cadenas hoteleras como Iberostar, Riu, Roc y Elba, evaluando estándares de servicio, atención al cliente y cumplimiento de protocolos. Comunicación directa con clientes en inglés y alemán, y entrega de informes técnicos en tiempo real.</w:t>
+      </w:r>
+    </w:p>
+    <w:p>
+      <w:pPr>
+        <w:pStyle w:val="Ttulo3"/>
         <w:rPr>
           <w:rFonts w:ascii="Calibri" w:eastAsiaTheme="minorEastAsia" w:hAnsi="Calibri" w:cstheme="minorBidi"/>
           <w:b w:val="0"/>
           <w:bCs w:val="0"/>
           <w:color w:val="auto"/>
         </w:rPr>
-        <w:t>Riu</w:t>
+      </w:pPr>
+      <w:r>
+        <w:t>Informático</w:t>
+      </w:r>
+      <w:r>
+        <w:t xml:space="preserve"> – </w:t>
+      </w:r>
+      <w:proofErr w:type="spellStart"/>
+      <w:r>
+        <w:t>Squalop</w:t>
       </w:r>
       <w:proofErr w:type="spellEnd"/>
+      <w:r>
+        <w:t xml:space="preserve"> </w:t>
+      </w:r>
+      <w:proofErr w:type="spellStart"/>
+      <w:r>
+        <w:t>Oil</w:t>
+      </w:r>
+      <w:proofErr w:type="spellEnd"/>
+      <w:r>
+        <w:t xml:space="preserve"> </w:t>
+      </w:r>
+      <w:proofErr w:type="spellStart"/>
+      <w:r>
+        <w:t>sl</w:t>
+      </w:r>
+      <w:proofErr w:type="spellEnd"/>
+      <w:r>
+        <w:t>, Malaga</w:t>
+      </w:r>
+      <w:r>
+        <w:t xml:space="preserve"> (</w:t>
+      </w:r>
+      <w:proofErr w:type="gramStart"/>
+      <w:r>
+        <w:t>Málaga)</w:t>
+      </w:r>
+      <w:r>
+        <w:t xml:space="preserve">   </w:t>
+      </w:r>
+      <w:proofErr w:type="gramEnd"/>
       <w:r>
         <w:rPr>
           <w:rFonts w:ascii="Calibri" w:eastAsiaTheme="minorEastAsia" w:hAnsi="Calibri" w:cstheme="minorBidi"/>
@@ -519,98 +461,64 @@
           <w:bCs w:val="0"/>
           <w:color w:val="auto"/>
         </w:rPr>
-        <w:t>, Roc y Elba, evaluando estándares de servicio, atención al cliente y cumplimiento de protocolos. Comunicación directa con clientes en inglés y alemán, y entrega de informes técnicos en tiempo real.</w:t>
+        <w:t>2009 – 2014</w:t>
       </w:r>
     </w:p>
+    <w:p>
+      <w:r>
+        <w:t>Responsable del mantenimiento informático integral en una empresa familiar: soporte técnico, reparación de equipos, administración de sistemas, redes internas y resolución de incidencias. Gestión autónoma de la infraestructura tecnológica.</w:t>
+      </w:r>
+    </w:p>
+    <w:p/>
     <w:p>
       <w:pPr>
         <w:pStyle w:val="Ttulo3"/>
+        <w:rPr>
+          <w:lang w:val="en-US"/>
+        </w:rPr>
       </w:pPr>
-      <w:r>
-        <w:t>Informático</w:t>
-      </w:r>
-      <w:r>
-        <w:t xml:space="preserve"> – </w:t>
-      </w:r>
       <w:proofErr w:type="spellStart"/>
       <w:r>
-        <w:t>Squalop</w:t>
+        <w:rPr>
+          <w:lang w:val="en-US"/>
+        </w:rPr>
+        <w:lastRenderedPageBreak/>
+        <w:t>Arquitecto</w:t>
       </w:r>
       <w:proofErr w:type="spellEnd"/>
       <w:r>
+        <w:rPr>
+          <w:lang w:val="en-US"/>
+        </w:rPr>
+        <w:t xml:space="preserve"> Técnico – HCP Architecture &amp; Engineering (</w:t>
+      </w:r>
+      <w:proofErr w:type="gramStart"/>
+      <w:r>
+        <w:rPr>
+          <w:lang w:val="en-US"/>
+        </w:rPr>
+        <w:t>Málaga)</w:t>
+      </w:r>
+      <w:r>
+        <w:rPr>
+          <w:lang w:val="en-US"/>
+        </w:rPr>
         <w:t xml:space="preserve"> </w:t>
       </w:r>
-      <w:proofErr w:type="spellStart"/>
-      <w:r>
-        <w:t>Oil</w:t>
-      </w:r>
-      <w:proofErr w:type="spellEnd"/>
-      <w:r>
-        <w:t xml:space="preserve"> </w:t>
-      </w:r>
-      <w:proofErr w:type="spellStart"/>
-      <w:r>
-        <w:t>sl</w:t>
-      </w:r>
-      <w:proofErr w:type="spellEnd"/>
-      <w:r>
-        <w:t xml:space="preserve">, </w:t>
-      </w:r>
-      <w:proofErr w:type="spellStart"/>
-      <w:r>
-        <w:t>Malaga</w:t>
-      </w:r>
-      <w:proofErr w:type="spellEnd"/>
-      <w:r>
-        <w:t xml:space="preserve"> (Málaga)</w:t>
-      </w:r>
-    </w:p>
-    <w:p>
-      <w:r>
-        <w:t>200</w:t>
-      </w:r>
-      <w:r>
-        <w:t>9</w:t>
-      </w:r>
-      <w:r>
-        <w:t xml:space="preserve"> – 20</w:t>
-      </w:r>
-      <w:r>
-        <w:t>14</w:t>
-      </w:r>
-    </w:p>
-    <w:p>
-      <w:r>
-        <w:t>Responsable del mantenimiento informático integral en una empresa familiar: soporte técnico, reparación de equipos, administración de sistemas, redes internas y resolución de incidencias. Gestión autónoma de la infraestructura tecnológica.</w:t>
-      </w:r>
-    </w:p>
-    <w:p>
-      <w:pPr>
-        <w:pStyle w:val="Ttulo3"/>
-      </w:pPr>
-      <w:r>
-        <w:lastRenderedPageBreak/>
-        <w:t xml:space="preserve">Arquitecto Técnico – HCP </w:t>
-      </w:r>
-      <w:proofErr w:type="spellStart"/>
-      <w:r>
-        <w:t>Architecture</w:t>
-      </w:r>
-      <w:proofErr w:type="spellEnd"/>
-      <w:r>
-        <w:t xml:space="preserve"> &amp; </w:t>
-      </w:r>
-      <w:proofErr w:type="spellStart"/>
-      <w:r>
-        <w:t>Engineering</w:t>
-      </w:r>
-      <w:proofErr w:type="spellEnd"/>
-      <w:r>
-        <w:t xml:space="preserve"> (Málaga)</w:t>
-      </w:r>
-    </w:p>
-    <w:p>
-      <w:r>
+      <w:r>
+        <w:rPr>
+          <w:lang w:val="en-US"/>
+        </w:rPr>
+        <w:t xml:space="preserve">  </w:t>
+      </w:r>
+      <w:proofErr w:type="gramEnd"/>
+      <w:r>
+        <w:rPr>
+          <w:rFonts w:ascii="Calibri" w:eastAsiaTheme="minorEastAsia" w:hAnsi="Calibri" w:cstheme="minorBidi"/>
+          <w:b w:val="0"/>
+          <w:bCs w:val="0"/>
+          <w:color w:val="auto"/>
+        </w:rPr>
         <w:t>2007 – 2008</w:t>
       </w:r>
     </w:p>
@@ -704,33 +612,42 @@
       <w:r>
         <w:t xml:space="preserve"> – </w:t>
       </w:r>
-      <w:proofErr w:type="spellStart"/>
       <w:r>
         <w:rPr>
           <w:i/>
           <w:iCs/>
         </w:rPr>
-        <w:t>Cesur</w:t>
+        <w:t xml:space="preserve">Cesur Andalucía </w:t>
+      </w:r>
+      <w:r>
+        <w:br/>
+      </w:r>
+      <w:r>
+        <w:t>Desarrollo de aplicaciones de escritorio, móviles y web con Java, MySQL/Oracle, Git, Linux, HTML/CSS y metodologías de documentación, refactorización y despliegue. Como Proyecto Final (</w:t>
+      </w:r>
+      <w:proofErr w:type="spellStart"/>
+      <w:r>
+        <w:t>LudiGest</w:t>
       </w:r>
       <w:proofErr w:type="spellEnd"/>
       <w:r>
-        <w:rPr>
-          <w:i/>
-          <w:iCs/>
-        </w:rPr>
-        <w:t xml:space="preserve"> Andalucía (1er año finalizado)</w:t>
-      </w:r>
-      <w:r>
-        <w:br/>
-      </w:r>
-      <w:r>
-        <w:t>Desarrollo de aplicaciones web, móviles y de escritorio con Java, MySQL/Oracle, Git, Linux, HTML/CSS y metodologías de documentación, refactorización y despliegue.</w:t>
-      </w:r>
-      <w:r>
-        <w:t xml:space="preserve"> </w:t>
-      </w:r>
-      <w:r>
-        <w:t>Estudios en remoto.</w:t>
+        <w:t xml:space="preserve">), desarrollé una plataforma Full Stack N-Tier (Spring Boot) resolviendo retos de concurrencia y aplicando Data </w:t>
+      </w:r>
+      <w:proofErr w:type="spellStart"/>
+      <w:r>
+        <w:t>Engineering</w:t>
+      </w:r>
+      <w:proofErr w:type="spellEnd"/>
+      <w:r>
+        <w:t xml:space="preserve"> en la orquestación y saneamiento de </w:t>
+      </w:r>
+      <w:proofErr w:type="spellStart"/>
+      <w:r>
+        <w:t>APIs</w:t>
+      </w:r>
+      <w:proofErr w:type="spellEnd"/>
+      <w:r>
+        <w:t>.</w:t>
       </w:r>
     </w:p>
     <w:p>
@@ -860,297 +777,461 @@
       </w:r>
     </w:p>
     <w:p>
-      <w:r>
+      <w:pPr>
+        <w:rPr>
+          <w:lang w:val="en-US"/>
+        </w:rPr>
+      </w:pPr>
+      <w:r>
+        <w:rPr>
+          <w:lang w:val="en-US"/>
+        </w:rPr>
         <w:t xml:space="preserve">- </w:t>
       </w:r>
+      <w:proofErr w:type="spellStart"/>
+      <w:r>
+        <w:rPr>
+          <w:b/>
+          <w:bCs/>
+          <w:lang w:val="en-US"/>
+        </w:rPr>
+        <w:t>Cursos</w:t>
+      </w:r>
+      <w:proofErr w:type="spellEnd"/>
+      <w:r>
+        <w:rPr>
+          <w:b/>
+          <w:bCs/>
+          <w:lang w:val="en-US"/>
+        </w:rPr>
+        <w:t xml:space="preserve"> </w:t>
+      </w:r>
+      <w:proofErr w:type="spellStart"/>
+      <w:r>
+        <w:rPr>
+          <w:b/>
+          <w:bCs/>
+          <w:lang w:val="en-US"/>
+        </w:rPr>
+        <w:t>especializados</w:t>
+      </w:r>
+      <w:proofErr w:type="spellEnd"/>
+      <w:r>
+        <w:rPr>
+          <w:b/>
+          <w:bCs/>
+          <w:lang w:val="en-US"/>
+        </w:rPr>
+        <w:t xml:space="preserve"> (Udemy):</w:t>
+      </w:r>
+      <w:r>
+        <w:rPr>
+          <w:lang w:val="en-US"/>
+        </w:rPr>
+        <w:br/>
+        <w:t xml:space="preserve">  • Learn Python Programming Masterclass</w:t>
+      </w:r>
+      <w:r>
+        <w:rPr>
+          <w:lang w:val="en-US"/>
+        </w:rPr>
+        <w:br/>
+        <w:t xml:space="preserve">  • Beginning C++ Programming – From Beginner to Beyond</w:t>
+      </w:r>
+      <w:r>
+        <w:rPr>
+          <w:lang w:val="en-US"/>
+        </w:rPr>
+        <w:br/>
+        <w:t xml:space="preserve">  • Complete C# Unity Game Developer 2D</w:t>
+      </w:r>
+      <w:r>
+        <w:rPr>
+          <w:lang w:val="en-US"/>
+        </w:rPr>
+        <w:br/>
+        <w:t xml:space="preserve">  • C# TOTAL – </w:t>
+      </w:r>
+      <w:proofErr w:type="spellStart"/>
+      <w:r>
+        <w:rPr>
+          <w:lang w:val="en-US"/>
+        </w:rPr>
+        <w:t>Programador</w:t>
+      </w:r>
+      <w:proofErr w:type="spellEnd"/>
+      <w:r>
+        <w:rPr>
+          <w:lang w:val="en-US"/>
+        </w:rPr>
+        <w:t xml:space="preserve"> </w:t>
+      </w:r>
+      <w:proofErr w:type="spellStart"/>
+      <w:r>
+        <w:rPr>
+          <w:lang w:val="en-US"/>
+        </w:rPr>
+        <w:t>Experto</w:t>
+      </w:r>
+      <w:proofErr w:type="spellEnd"/>
+      <w:r>
+        <w:rPr>
+          <w:lang w:val="en-US"/>
+        </w:rPr>
+        <w:t xml:space="preserve"> </w:t>
+      </w:r>
+      <w:proofErr w:type="spellStart"/>
+      <w:r>
+        <w:rPr>
+          <w:lang w:val="en-US"/>
+        </w:rPr>
+        <w:t>en</w:t>
+      </w:r>
+      <w:proofErr w:type="spellEnd"/>
+      <w:r>
+        <w:rPr>
+          <w:lang w:val="en-US"/>
+        </w:rPr>
+        <w:t xml:space="preserve"> 28 días</w:t>
+      </w:r>
+      <w:r>
+        <w:rPr>
+          <w:lang w:val="en-US"/>
+        </w:rPr>
+        <w:br/>
+        <w:t xml:space="preserve">  • </w:t>
+      </w:r>
+      <w:hyperlink r:id="rId8" w:history="1">
+        <w:r>
+          <w:rPr>
+            <w:lang w:val="en-US"/>
+          </w:rPr>
+          <w:t>Mastering Data Structures &amp; Algorithms using C and C++</w:t>
+        </w:r>
+      </w:hyperlink>
+      <w:r>
+        <w:rPr>
+          <w:lang w:val="en-US"/>
+        </w:rPr>
+        <w:br/>
+      </w:r>
+      <w:r>
+        <w:rPr>
+          <w:lang w:val="en-US"/>
+        </w:rPr>
+        <w:t xml:space="preserve">  • The Web Developer Bootcamp 2025</w:t>
+      </w:r>
+      <w:r>
+        <w:rPr>
+          <w:lang w:val="en-US"/>
+        </w:rPr>
+        <w:br/>
+        <w:t xml:space="preserve">  • The Complete Agentic AI Engineering Course (202</w:t>
+      </w:r>
+      <w:r>
+        <w:rPr>
+          <w:lang w:val="en-US"/>
+        </w:rPr>
+        <w:t>6</w:t>
+      </w:r>
+      <w:r>
+        <w:rPr>
+          <w:lang w:val="en-US"/>
+        </w:rPr>
+        <w:t>)</w:t>
+      </w:r>
+    </w:p>
+    <w:p>
+      <w:pPr>
+        <w:pStyle w:val="Ttulo2"/>
+        <w:rPr>
+          <w:lang w:val="en-US"/>
+        </w:rPr>
+      </w:pPr>
+      <w:r>
+        <w:t>🛠️</w:t>
+      </w:r>
+      <w:r>
+        <w:rPr>
+          <w:lang w:val="en-US"/>
+        </w:rPr>
+        <w:t xml:space="preserve"> </w:t>
+      </w:r>
+      <w:proofErr w:type="spellStart"/>
+      <w:r>
+        <w:rPr>
+          <w:lang w:val="en-US"/>
+        </w:rPr>
+        <w:t>Habilidades</w:t>
+      </w:r>
+      <w:proofErr w:type="spellEnd"/>
+      <w:r>
+        <w:rPr>
+          <w:lang w:val="en-US"/>
+        </w:rPr>
+        <w:t xml:space="preserve"> </w:t>
+      </w:r>
+      <w:proofErr w:type="spellStart"/>
+      <w:r>
+        <w:rPr>
+          <w:lang w:val="en-US"/>
+        </w:rPr>
+        <w:t>técnicas</w:t>
+      </w:r>
+      <w:proofErr w:type="spellEnd"/>
+      <w:r>
+        <w:rPr>
+          <w:lang w:val="en-US"/>
+        </w:rPr>
+        <w:t xml:space="preserve"> y </w:t>
+      </w:r>
+      <w:proofErr w:type="spellStart"/>
+      <w:r>
+        <w:rPr>
+          <w:lang w:val="en-US"/>
+        </w:rPr>
+        <w:t>creativas</w:t>
+      </w:r>
+      <w:proofErr w:type="spellEnd"/>
+    </w:p>
+    <w:p>
+      <w:pPr>
+        <w:rPr>
+          <w:lang w:val="en-US"/>
+        </w:rPr>
+      </w:pPr>
+      <w:r>
+        <w:rPr>
+          <w:b/>
+          <w:bCs/>
+          <w:lang w:val="en-US"/>
+        </w:rPr>
+        <w:t>IA y Automatización (Core):</w:t>
+      </w:r>
+      <w:r>
+        <w:rPr>
+          <w:lang w:val="en-US"/>
+        </w:rPr>
+        <w:t xml:space="preserve"> Arquitecturas Multi-Agente, </w:t>
+      </w:r>
+      <w:proofErr w:type="spellStart"/>
+      <w:r>
+        <w:rPr>
+          <w:lang w:val="en-US"/>
+        </w:rPr>
+        <w:t>LLMs</w:t>
+      </w:r>
+      <w:proofErr w:type="spellEnd"/>
+      <w:r>
+        <w:rPr>
+          <w:lang w:val="en-US"/>
+        </w:rPr>
+        <w:t xml:space="preserve">, </w:t>
+      </w:r>
+      <w:proofErr w:type="spellStart"/>
+      <w:r>
+        <w:rPr>
+          <w:lang w:val="en-US"/>
+        </w:rPr>
+        <w:t>LangChain</w:t>
+      </w:r>
+      <w:proofErr w:type="spellEnd"/>
+      <w:r>
+        <w:rPr>
+          <w:lang w:val="en-US"/>
+        </w:rPr>
+        <w:t xml:space="preserve">, </w:t>
+      </w:r>
+      <w:proofErr w:type="spellStart"/>
+      <w:r>
+        <w:rPr>
+          <w:lang w:val="en-US"/>
+        </w:rPr>
+        <w:t>CrewAI</w:t>
+      </w:r>
+      <w:proofErr w:type="spellEnd"/>
+      <w:r>
+        <w:rPr>
+          <w:lang w:val="en-US"/>
+        </w:rPr>
+        <w:t xml:space="preserve">, Model </w:t>
+      </w:r>
+      <w:proofErr w:type="spellStart"/>
+      <w:r>
+        <w:rPr>
+          <w:lang w:val="en-US"/>
+        </w:rPr>
+        <w:t>Context</w:t>
+      </w:r>
+      <w:proofErr w:type="spellEnd"/>
+      <w:r>
+        <w:rPr>
+          <w:lang w:val="en-US"/>
+        </w:rPr>
+        <w:t xml:space="preserve"> </w:t>
+      </w:r>
+      <w:proofErr w:type="spellStart"/>
+      <w:r>
+        <w:rPr>
+          <w:lang w:val="en-US"/>
+        </w:rPr>
+        <w:t>Protocol</w:t>
+      </w:r>
+      <w:proofErr w:type="spellEnd"/>
+      <w:r>
+        <w:rPr>
+          <w:lang w:val="en-US"/>
+        </w:rPr>
+        <w:t xml:space="preserve"> (MCP), Integración de </w:t>
+      </w:r>
+      <w:proofErr w:type="spellStart"/>
+      <w:r>
+        <w:rPr>
+          <w:lang w:val="en-US"/>
+        </w:rPr>
+        <w:t>APIs</w:t>
+      </w:r>
+      <w:proofErr w:type="spellEnd"/>
+      <w:r>
+        <w:rPr>
+          <w:lang w:val="en-US"/>
+        </w:rPr>
+        <w:t xml:space="preserve"> (</w:t>
+      </w:r>
+      <w:proofErr w:type="spellStart"/>
+      <w:r>
+        <w:rPr>
+          <w:lang w:val="en-US"/>
+        </w:rPr>
+        <w:t>OpenAI</w:t>
+      </w:r>
+      <w:proofErr w:type="spellEnd"/>
+      <w:r>
+        <w:rPr>
+          <w:lang w:val="en-US"/>
+        </w:rPr>
+        <w:t xml:space="preserve">, etc.), n8n, </w:t>
+      </w:r>
+      <w:proofErr w:type="spellStart"/>
+      <w:r>
+        <w:rPr>
+          <w:lang w:val="en-US"/>
+        </w:rPr>
+        <w:t>Prompt</w:t>
+      </w:r>
+      <w:proofErr w:type="spellEnd"/>
+      <w:r>
+        <w:rPr>
+          <w:lang w:val="en-US"/>
+        </w:rPr>
+        <w:t xml:space="preserve"> </w:t>
+      </w:r>
+      <w:proofErr w:type="spellStart"/>
+      <w:r>
+        <w:rPr>
+          <w:lang w:val="en-US"/>
+        </w:rPr>
+        <w:t>Engineering</w:t>
+      </w:r>
+      <w:proofErr w:type="spellEnd"/>
+      <w:r>
+        <w:rPr>
+          <w:lang w:val="en-US"/>
+        </w:rPr>
+        <w:t>.</w:t>
+      </w:r>
+    </w:p>
+    <w:p>
       <w:r>
         <w:rPr>
           <w:b/>
           <w:bCs/>
         </w:rPr>
-        <w:t>Cursos especializados (Udemy):</w:t>
-      </w:r>
-      <w:r>
-        <w:br/>
-        <w:t xml:space="preserve">  • </w:t>
-      </w:r>
-      <w:proofErr w:type="spellStart"/>
-      <w:r>
-        <w:t>Learn</w:t>
-      </w:r>
-      <w:proofErr w:type="spellEnd"/>
-      <w:r>
-        <w:t xml:space="preserve"> Python </w:t>
-      </w:r>
-      <w:proofErr w:type="spellStart"/>
-      <w:r>
-        <w:t>Programming</w:t>
-      </w:r>
-      <w:proofErr w:type="spellEnd"/>
-      <w:r>
-        <w:t xml:space="preserve"> Masterclass</w:t>
-      </w:r>
-      <w:r>
-        <w:br/>
-        <w:t xml:space="preserve">  • </w:t>
-      </w:r>
-      <w:proofErr w:type="spellStart"/>
-      <w:r>
-        <w:t>Beginning</w:t>
-      </w:r>
-      <w:proofErr w:type="spellEnd"/>
-      <w:r>
-        <w:t xml:space="preserve"> C++ </w:t>
-      </w:r>
-      <w:proofErr w:type="spellStart"/>
-      <w:r>
-        <w:t>Programming</w:t>
-      </w:r>
-      <w:proofErr w:type="spellEnd"/>
-      <w:r>
-        <w:t xml:space="preserve"> – </w:t>
-      </w:r>
-      <w:proofErr w:type="spellStart"/>
-      <w:r>
-        <w:t>From</w:t>
-      </w:r>
-      <w:proofErr w:type="spellEnd"/>
-      <w:r>
-        <w:t xml:space="preserve"> </w:t>
-      </w:r>
-      <w:proofErr w:type="spellStart"/>
-      <w:r>
-        <w:t>Beginner</w:t>
-      </w:r>
-      <w:proofErr w:type="spellEnd"/>
-      <w:r>
-        <w:t xml:space="preserve"> </w:t>
-      </w:r>
-      <w:proofErr w:type="spellStart"/>
-      <w:r>
-        <w:t>to</w:t>
-      </w:r>
-      <w:proofErr w:type="spellEnd"/>
-      <w:r>
-        <w:t xml:space="preserve"> </w:t>
-      </w:r>
-      <w:proofErr w:type="spellStart"/>
-      <w:r>
-        <w:t>Beyond</w:t>
-      </w:r>
-      <w:proofErr w:type="spellEnd"/>
-      <w:r>
-        <w:br/>
-        <w:t xml:space="preserve">  • Complete C# Unity </w:t>
-      </w:r>
-      <w:proofErr w:type="spellStart"/>
-      <w:r>
-        <w:t>Game</w:t>
-      </w:r>
-      <w:proofErr w:type="spellEnd"/>
-      <w:r>
-        <w:t xml:space="preserve"> </w:t>
-      </w:r>
-      <w:proofErr w:type="spellStart"/>
-      <w:r>
-        <w:t>Developer</w:t>
-      </w:r>
-      <w:proofErr w:type="spellEnd"/>
-      <w:r>
-        <w:t xml:space="preserve"> 2D</w:t>
-      </w:r>
-      <w:r>
-        <w:br/>
-        <w:t xml:space="preserve">  • C# TOTAL – Programador Experto en 28 días</w:t>
-      </w:r>
-      <w:r>
-        <w:br/>
-      </w:r>
-      <w:r>
-        <w:t xml:space="preserve">  </w:t>
-      </w:r>
-      <w:r>
-        <w:t xml:space="preserve">• </w:t>
-      </w:r>
-      <w:hyperlink r:id="rId8" w:history="1">
-        <w:proofErr w:type="spellStart"/>
-        <w:r>
-          <w:t>Mastering</w:t>
-        </w:r>
-        <w:proofErr w:type="spellEnd"/>
-        <w:r>
-          <w:t xml:space="preserve"> Data </w:t>
-        </w:r>
-        <w:proofErr w:type="spellStart"/>
-        <w:r>
-          <w:t>Structures</w:t>
-        </w:r>
-        <w:proofErr w:type="spellEnd"/>
-        <w:r>
-          <w:t xml:space="preserve"> &amp; </w:t>
-        </w:r>
-        <w:proofErr w:type="spellStart"/>
-        <w:r>
-          <w:t>Algorithms</w:t>
-        </w:r>
-        <w:proofErr w:type="spellEnd"/>
-        <w:r>
-          <w:t xml:space="preserve"> </w:t>
-        </w:r>
-        <w:proofErr w:type="spellStart"/>
-        <w:r>
-          <w:t>using</w:t>
-        </w:r>
-        <w:proofErr w:type="spellEnd"/>
-        <w:r>
-          <w:t xml:space="preserve"> C and C++</w:t>
-        </w:r>
-      </w:hyperlink>
-      <w:r>
-        <w:br/>
-      </w:r>
-      <w:r>
-        <w:t xml:space="preserve">  </w:t>
-      </w:r>
-      <w:r>
-        <w:t xml:space="preserve">• </w:t>
-      </w:r>
-      <w:proofErr w:type="spellStart"/>
-      <w:r>
-        <w:t>The</w:t>
-      </w:r>
-      <w:proofErr w:type="spellEnd"/>
-      <w:r>
-        <w:t xml:space="preserve"> Web </w:t>
-      </w:r>
-      <w:proofErr w:type="spellStart"/>
-      <w:r>
-        <w:t>Developer</w:t>
-      </w:r>
-      <w:proofErr w:type="spellEnd"/>
-      <w:r>
-        <w:t xml:space="preserve"> </w:t>
-      </w:r>
-      <w:proofErr w:type="spellStart"/>
-      <w:r>
-        <w:t>Bootcamp</w:t>
-      </w:r>
-      <w:proofErr w:type="spellEnd"/>
-      <w:r>
-        <w:t xml:space="preserve"> 2025</w:t>
-      </w:r>
-      <w:r>
-        <w:br/>
-        <w:t xml:space="preserve">  • </w:t>
-      </w:r>
-      <w:proofErr w:type="spellStart"/>
-      <w:r>
-        <w:t>The</w:t>
-      </w:r>
-      <w:proofErr w:type="spellEnd"/>
-      <w:r>
-        <w:t xml:space="preserve"> Complete </w:t>
-      </w:r>
-      <w:proofErr w:type="spellStart"/>
-      <w:r>
-        <w:t>Agentic</w:t>
-      </w:r>
-      <w:proofErr w:type="spellEnd"/>
-      <w:r>
-        <w:t xml:space="preserve"> AI </w:t>
-      </w:r>
-      <w:proofErr w:type="spellStart"/>
-      <w:r>
-        <w:t>Engineering</w:t>
-      </w:r>
-      <w:proofErr w:type="spellEnd"/>
-      <w:r>
-        <w:t xml:space="preserve"> </w:t>
-      </w:r>
-      <w:proofErr w:type="spellStart"/>
-      <w:r>
-        <w:t>Course</w:t>
-      </w:r>
-      <w:proofErr w:type="spellEnd"/>
-      <w:r>
-        <w:t xml:space="preserve"> (2025)</w:t>
+        <w:t>Lenguajes de Programación:</w:t>
+      </w:r>
+      <w:r>
+        <w:t xml:space="preserve"> Python (destacado), Java, JavaScript, C#, C, </w:t>
+      </w:r>
+      <w:r>
+        <w:t xml:space="preserve">C++, </w:t>
+      </w:r>
+      <w:r>
+        <w:t>SQL, Bash, HTML, CSS, XML.</w:t>
       </w:r>
     </w:p>
     <w:p>
       <w:pPr>
-        <w:pStyle w:val="Ttulo2"/>
+        <w:rPr>
+          <w:lang w:val="en-US"/>
+        </w:rPr>
       </w:pPr>
       <w:r>
-        <w:t>🛠️ Habilidades técnicas y creativas</w:t>
+        <w:rPr>
+          <w:b/>
+          <w:bCs/>
+          <w:lang w:val="en-US"/>
+        </w:rPr>
+        <w:t>Bases de Datos y Backend:</w:t>
+      </w:r>
+      <w:r>
+        <w:rPr>
+          <w:lang w:val="en-US"/>
+        </w:rPr>
+        <w:t xml:space="preserve"> Oracle SQL Developer, MySQL Workbench, XAMPP.</w:t>
       </w:r>
     </w:p>
     <w:p>
-      <w:r>
-        <w:t xml:space="preserve">- </w:t>
-      </w:r>
       <w:r>
         <w:rPr>
           <w:b/>
           <w:bCs/>
         </w:rPr>
-        <w:t>Lenguajes</w:t>
-      </w:r>
-      <w:r>
-        <w:t xml:space="preserve">: C, C#, Python, Java, SQL, </w:t>
+        <w:t xml:space="preserve">Entornos y Herramientas (Dev &amp; </w:t>
       </w:r>
       <w:proofErr w:type="spellStart"/>
-      <w:r>
-        <w:t>Bash</w:t>
-      </w:r>
-      <w:proofErr w:type="spellEnd"/>
-      <w:r>
-        <w:t>, HTML, CSS, JavaScript</w:t>
-      </w:r>
-      <w:r>
-        <w:t>, XML</w:t>
-      </w:r>
-      <w:r>
-        <w:br/>
-        <w:t xml:space="preserve">- </w:t>
-      </w:r>
       <w:r>
         <w:rPr>
           <w:b/>
           <w:bCs/>
         </w:rPr>
-        <w:t>Herramientas</w:t>
-      </w:r>
-      <w:r>
-        <w:t xml:space="preserve">: Unity, Godot, GitHub, XAMPP, Oracle SQL </w:t>
+        <w:t>GameDev</w:t>
+      </w:r>
+      <w:proofErr w:type="spellEnd"/>
+      <w:r>
+        <w:rPr>
+          <w:b/>
+          <w:bCs/>
+        </w:rPr>
+        <w:t>):</w:t>
+      </w:r>
+      <w:r>
+        <w:t xml:space="preserve"> Visual Studio,</w:t>
+      </w:r>
+      <w:r>
+        <w:t xml:space="preserve"> </w:t>
+      </w:r>
+      <w:r>
+        <w:t xml:space="preserve">Eclipse, </w:t>
       </w:r>
       <w:proofErr w:type="spellStart"/>
       <w:r>
-        <w:t>Developer</w:t>
+        <w:t>Antigravity</w:t>
       </w:r>
       <w:proofErr w:type="spellEnd"/>
       <w:r>
-        <w:t xml:space="preserve">, MySQL </w:t>
-      </w:r>
-      <w:proofErr w:type="spellStart"/>
-      <w:r>
-        <w:t>Workbench</w:t>
-      </w:r>
-      <w:proofErr w:type="spellEnd"/>
-      <w:r>
-        <w:t xml:space="preserve">, Eclipse, Visual Studio </w:t>
-      </w:r>
-      <w:proofErr w:type="spellStart"/>
-      <w:r>
-        <w:t>Code</w:t>
-      </w:r>
-      <w:proofErr w:type="spellEnd"/>
-      <w:r>
-        <w:t xml:space="preserve">. </w:t>
-      </w:r>
-      <w:r>
-        <w:br/>
-        <w:t xml:space="preserve">- </w:t>
-      </w:r>
+        <w:t xml:space="preserve">, </w:t>
+      </w:r>
+      <w:r>
+        <w:t xml:space="preserve">GitHub, </w:t>
+      </w:r>
+      <w:r>
+        <w:t>Unity</w:t>
+      </w:r>
+      <w:r>
+        <w:t>, Godot.</w:t>
+      </w:r>
+    </w:p>
+    <w:p>
       <w:proofErr w:type="spellStart"/>
       <w:r>
         <w:rPr>
@@ -1177,51 +1258,60 @@
       </w:r>
       <w:proofErr w:type="spellEnd"/>
       <w:r>
-        <w:t>: Comunicación, liderazgo de equipos, creatividad, aprendizaje continuo</w:t>
-      </w:r>
-      <w:r>
-        <w:t>, adaptabilidad</w:t>
-      </w:r>
-      <w:r>
-        <w:br/>
-        <w:t xml:space="preserve">- </w:t>
-      </w:r>
-      <w:r>
         <w:rPr>
           <w:b/>
           <w:bCs/>
         </w:rPr>
-        <w:t xml:space="preserve">Otros: </w:t>
-      </w:r>
-      <w:r>
-        <w:t>AutoCAD, Photoshop, Producción multimedia, CAD, Tecnología educativa</w:t>
+        <w:t xml:space="preserve"> (Perfil Madurez):</w:t>
+      </w:r>
+      <w:r>
+        <w:t xml:space="preserve"> Resolución de problemas complejos, liderazgo de equipos, comunicación efectiva, adaptabilidad, aprendizaje continuo y autonomía tecnológica.</w:t>
       </w:r>
     </w:p>
     <w:p>
       <w:pPr>
-        <w:pStyle w:val="Ttulo2"/>
+        <w:ind w:right="-234"/>
       </w:pPr>
       <w:r>
-        <w:t>🌍 Idiomas</w:t>
+        <w:rPr>
+          <w:b/>
+          <w:bCs/>
+        </w:rPr>
+        <w:t>Otras competencias:</w:t>
+      </w:r>
+      <w:r>
+        <w:t xml:space="preserve"> AutoCAD, Photoshop, Producción multimedia, Tecnología educativa.</w:t>
       </w:r>
     </w:p>
     <w:p>
-      <w:r>
-        <w:t xml:space="preserve">Español (nativo), </w:t>
+      <w:pPr>
+        <w:ind w:left="-142" w:right="-432" w:firstLine="142"/>
+      </w:pPr>
+      <w:r>
+        <w:rPr>
+          <w:b/>
+          <w:bCs/>
+        </w:rPr>
+        <w:t>Idiomas:</w:t>
+      </w:r>
+      <w:r>
+        <w:t xml:space="preserve"> </w:t>
       </w:r>
       <w:proofErr w:type="gramStart"/>
       <w:r>
+        <w:t>Español</w:t>
+      </w:r>
+      <w:proofErr w:type="gramEnd"/>
+      <w:r>
+        <w:t xml:space="preserve"> (nativo), </w:t>
+      </w:r>
+      <w:proofErr w:type="gramStart"/>
+      <w:r>
         <w:t>Inglés</w:t>
       </w:r>
       <w:proofErr w:type="gramEnd"/>
       <w:r>
-        <w:t xml:space="preserve"> (</w:t>
-      </w:r>
-      <w:r>
-        <w:t>medio</w:t>
-      </w:r>
-      <w:r>
-        <w:t xml:space="preserve">), </w:t>
+        <w:t xml:space="preserve"> (medio), </w:t>
       </w:r>
       <w:proofErr w:type="gramStart"/>
       <w:r>
@@ -1229,18 +1319,12 @@
       </w:r>
       <w:proofErr w:type="gramEnd"/>
       <w:r>
-        <w:t xml:space="preserve"> (</w:t>
-      </w:r>
-      <w:r>
-        <w:t>básico</w:t>
-      </w:r>
-      <w:r>
-        <w:t>)</w:t>
+        <w:t xml:space="preserve"> (básico)</w:t>
       </w:r>
     </w:p>
     <w:sectPr>
       <w:pgSz w:w="12240" w:h="15840"/>
-      <w:pgMar w:top="1440" w:right="1800" w:bottom="1440" w:left="1800" w:header="720" w:footer="720" w:gutter="0"/>
+      <w:pgMar w:top="1021" w:right="1183" w:bottom="1021" w:left="1701" w:header="720" w:footer="720" w:gutter="0"/>
       <w:cols w:space="720"/>
       <w:docGrid w:linePitch="360"/>
     </w:sectPr>
